--- a/docs/manuals/02_年度引継ぎマニュアル.docx
+++ b/docs/manuals/02_年度引継ぎマニュアル.docx
@@ -105,7 +105,7 @@
                 <w:rFonts w:ascii="Arial" w:hAnsi="Arial" w:eastAsia="Yu Gothic"/>
                 <w:sz w:val="18"/>
               </w:rPr>
-              <w:t>Ver.1.0</w:t>
+              <w:t>Ver.1.1</w:t>
             </w:r>
           </w:p>
         </w:tc>
@@ -445,6 +445,88 @@
                 <w:rFonts w:ascii="Arial" w:hAnsi="Arial" w:eastAsia="Yu Gothic"/>
                 <w:sz w:val="17"/>
               </w:rPr>
+              <w:t>1.1</w:t>
+            </w:r>
+          </w:p>
+        </w:tc>
+        <w:tc>
+          <w:tcPr>
+            <w:tcW w:type="dxa" w:w="1655"/>
+            <w:tcMar>
+              <w:top w:w="90" w:type="dxa"/>
+              <w:start w:w="120" w:type="dxa"/>
+              <w:bottom w:w="90" w:type="dxa"/>
+              <w:end w:w="120" w:type="dxa"/>
+            </w:tcMar>
+          </w:tcPr>
+          <w:p>
+            <w:r>
+              <w:rPr>
+                <w:rFonts w:ascii="Arial" w:hAnsi="Arial" w:eastAsia="Yu Gothic"/>
+                <w:sz w:val="17"/>
+              </w:rPr>
+              <w:t>2026年7月14日</w:t>
+            </w:r>
+          </w:p>
+        </w:tc>
+        <w:tc>
+          <w:tcPr>
+            <w:tcW w:type="dxa" w:w="5472"/>
+            <w:tcMar>
+              <w:top w:w="90" w:type="dxa"/>
+              <w:start w:w="120" w:type="dxa"/>
+              <w:bottom w:w="90" w:type="dxa"/>
+              <w:end w:w="120" w:type="dxa"/>
+            </w:tcMar>
+          </w:tcPr>
+          <w:p>
+            <w:r>
+              <w:rPr>
+                <w:rFonts w:ascii="Arial" w:hAnsi="Arial" w:eastAsia="Yu Gothic"/>
+                <w:sz w:val="17"/>
+              </w:rPr>
+              <w:t>最終レビュー：権限・未実装範囲・引継ぎ確認を明確化</w:t>
+            </w:r>
+          </w:p>
+        </w:tc>
+        <w:tc>
+          <w:tcPr>
+            <w:tcW w:type="dxa" w:w="1440"/>
+            <w:tcMar>
+              <w:top w:w="90" w:type="dxa"/>
+              <w:start w:w="120" w:type="dxa"/>
+              <w:bottom w:w="90" w:type="dxa"/>
+              <w:end w:w="120" w:type="dxa"/>
+            </w:tcMar>
+          </w:tcPr>
+          <w:p>
+            <w:r>
+              <w:rPr>
+                <w:rFonts w:ascii="Arial" w:hAnsi="Arial" w:eastAsia="Yu Gothic"/>
+                <w:sz w:val="17"/>
+              </w:rPr>
+              <w:t>一般社団法人 玉島青年会議所</w:t>
+            </w:r>
+          </w:p>
+        </w:tc>
+      </w:tr>
+      <w:tr>
+        <w:tc>
+          <w:tcPr>
+            <w:tcW w:type="dxa" w:w="936"/>
+            <w:tcMar>
+              <w:top w:w="90" w:type="dxa"/>
+              <w:start w:w="120" w:type="dxa"/>
+              <w:bottom w:w="90" w:type="dxa"/>
+              <w:end w:w="120" w:type="dxa"/>
+            </w:tcMar>
+          </w:tcPr>
+          <w:p>
+            <w:r>
+              <w:rPr>
+                <w:rFonts w:ascii="Arial" w:hAnsi="Arial" w:eastAsia="Yu Gothic"/>
+                <w:sz w:val="17"/>
+              </w:rPr>
               <w:t>1.0</w:t>
             </w:r>
           </w:p>
@@ -506,84 +588,6 @@
                 <w:sz w:val="17"/>
               </w:rPr>
               <w:t>一般社団法人 玉島青年会議所</w:t>
-            </w:r>
-          </w:p>
-        </w:tc>
-      </w:tr>
-      <w:tr>
-        <w:tc>
-          <w:tcPr>
-            <w:tcW w:type="dxa" w:w="936"/>
-            <w:tcMar>
-              <w:top w:w="90" w:type="dxa"/>
-              <w:start w:w="120" w:type="dxa"/>
-              <w:bottom w:w="90" w:type="dxa"/>
-              <w:end w:w="120" w:type="dxa"/>
-            </w:tcMar>
-          </w:tcPr>
-          <w:p>
-            <w:r>
-              <w:rPr>
-                <w:rFonts w:ascii="Arial" w:hAnsi="Arial" w:eastAsia="Yu Gothic"/>
-                <w:sz w:val="17"/>
-              </w:rPr>
-            </w:r>
-          </w:p>
-        </w:tc>
-        <w:tc>
-          <w:tcPr>
-            <w:tcW w:type="dxa" w:w="1655"/>
-            <w:tcMar>
-              <w:top w:w="90" w:type="dxa"/>
-              <w:start w:w="120" w:type="dxa"/>
-              <w:bottom w:w="90" w:type="dxa"/>
-              <w:end w:w="120" w:type="dxa"/>
-            </w:tcMar>
-          </w:tcPr>
-          <w:p>
-            <w:r>
-              <w:rPr>
-                <w:rFonts w:ascii="Arial" w:hAnsi="Arial" w:eastAsia="Yu Gothic"/>
-                <w:sz w:val="17"/>
-              </w:rPr>
-            </w:r>
-          </w:p>
-        </w:tc>
-        <w:tc>
-          <w:tcPr>
-            <w:tcW w:type="dxa" w:w="5472"/>
-            <w:tcMar>
-              <w:top w:w="90" w:type="dxa"/>
-              <w:start w:w="120" w:type="dxa"/>
-              <w:bottom w:w="90" w:type="dxa"/>
-              <w:end w:w="120" w:type="dxa"/>
-            </w:tcMar>
-          </w:tcPr>
-          <w:p>
-            <w:r>
-              <w:rPr>
-                <w:rFonts w:ascii="Arial" w:hAnsi="Arial" w:eastAsia="Yu Gothic"/>
-                <w:sz w:val="17"/>
-              </w:rPr>
-            </w:r>
-          </w:p>
-        </w:tc>
-        <w:tc>
-          <w:tcPr>
-            <w:tcW w:type="dxa" w:w="1440"/>
-            <w:tcMar>
-              <w:top w:w="90" w:type="dxa"/>
-              <w:start w:w="120" w:type="dxa"/>
-              <w:bottom w:w="90" w:type="dxa"/>
-              <w:end w:w="120" w:type="dxa"/>
-            </w:tcMar>
-          </w:tcPr>
-          <w:p>
-            <w:r>
-              <w:rPr>
-                <w:rFonts w:ascii="Arial" w:hAnsi="Arial" w:eastAsia="Yu Gothic"/>
-                <w:sz w:val="17"/>
-              </w:rPr>
             </w:r>
           </w:p>
         </w:tc>
@@ -2697,7 +2701,7 @@
           <w:rFonts w:ascii="Arial" w:hAnsi="Arial" w:eastAsia="Yu Gothic"/>
           <w:sz w:val="20"/>
         </w:rPr>
-        <w:t>現年度のみの管理者が新年度で不要なら有効ではないことを確認する。</w:t>
+        <w:t>履歴保持のため旧年度の所属記録は削除しない。ただし、次年度で不要な人に admin / president / secretary を付与していないことを、現在年度の所属一覧で確認する。</w:t>
       </w:r>
     </w:p>
     <w:p>
@@ -2710,7 +2714,7 @@
           <w:rFonts w:ascii="Arial" w:hAnsi="Arial" w:eastAsia="Yu Gothic"/>
           <w:sz w:val="20"/>
         </w:rPr>
-        <w:t>管理者と一般会員の両方でログイン・権限を確認する。</w:t>
+        <w:t>旧年度の役職が有効でも現在年度ではないため管理権限にならないこと、管理者と一般会員の両方で確認する。</w:t>
       </w:r>
     </w:p>
     <w:tbl>
@@ -4018,7 +4022,69 @@
                 <w:rFonts w:ascii="Arial" w:hAnsi="Arial" w:eastAsia="Yu Gothic"/>
                 <w:sz w:val="17"/>
               </w:rPr>
-              <w:t>管理者で会員・年度を管理できる</w:t>
+              <w:t>現在年度の管理者で会員・年度を管理できる</w:t>
+            </w:r>
+          </w:p>
+        </w:tc>
+        <w:tc>
+          <w:tcPr>
+            <w:tcW w:type="dxa" w:w="3600"/>
+            <w:tcMar>
+              <w:top w:w="90" w:type="dxa"/>
+              <w:start w:w="120" w:type="dxa"/>
+              <w:bottom w:w="90" w:type="dxa"/>
+              <w:end w:w="120" w:type="dxa"/>
+            </w:tcMar>
+          </w:tcPr>
+          <w:p>
+            <w:r>
+              <w:rPr>
+                <w:rFonts w:ascii="Arial" w:hAnsi="Arial" w:eastAsia="Yu Gothic"/>
+                <w:sz w:val="17"/>
+              </w:rPr>
+              <w:t>確認結果・補足</w:t>
+            </w:r>
+          </w:p>
+        </w:tc>
+      </w:tr>
+      <w:tr>
+        <w:tc>
+          <w:tcPr>
+            <w:tcW w:type="dxa" w:w="503"/>
+            <w:tcMar>
+              <w:top w:w="90" w:type="dxa"/>
+              <w:start w:w="120" w:type="dxa"/>
+              <w:bottom w:w="90" w:type="dxa"/>
+              <w:end w:w="120" w:type="dxa"/>
+            </w:tcMar>
+          </w:tcPr>
+          <w:p>
+            <w:r>
+              <w:rPr>
+                <w:rFonts w:ascii="Arial" w:hAnsi="Arial" w:eastAsia="Yu Gothic"/>
+                <w:sz w:val="17"/>
+              </w:rPr>
+              <w:t>□</w:t>
+            </w:r>
+          </w:p>
+        </w:tc>
+        <w:tc>
+          <w:tcPr>
+            <w:tcW w:type="dxa" w:w="5400"/>
+            <w:tcMar>
+              <w:top w:w="90" w:type="dxa"/>
+              <w:start w:w="120" w:type="dxa"/>
+              <w:bottom w:w="90" w:type="dxa"/>
+              <w:end w:w="120" w:type="dxa"/>
+            </w:tcMar>
+          </w:tcPr>
+          <w:p>
+            <w:r>
+              <w:rPr>
+                <w:rFonts w:ascii="Arial" w:hAnsi="Arial" w:eastAsia="Yu Gothic"/>
+                <w:sz w:val="17"/>
+              </w:rPr>
+              <w:t>旧年度のみの担当者が管理操作できない</w:t>
             </w:r>
           </w:p>
         </w:tc>
@@ -4722,7 +4788,7 @@
         <w:color w:val="667085"/>
         <w:sz w:val="17"/>
       </w:rPr>
-      <w:t xml:space="preserve">Ver.1.0 | </w:t>
+      <w:t xml:space="preserve">Ver.1.1 | </w:t>
     </w:r>
     <w:r>
       <w:rPr>
